--- a/docs/pro7/PRO7-Jungtinis-auditas-2026-09-01.docx
+++ b/docs/pro7/PRO7-Jungtinis-auditas-2026-09-01.docx
@@ -403,7 +403,7 @@
               <w:rPr>
                 <w:sz w:val="19"/>
               </w:rPr>
-              <w:t>Sis laiskas beveik pazodziui nukopijuotas nuo "neuzbaigto pirkimo". Del blogos logikos issiunciama labai mazai laisku.</w:t>
+              <w:t>Sis laiskas nukopijuotas nuo "neuzbaigto pirkimo". Del blogai / neteisingai sudeliotos logikos issiunciama labai mazai laisku = mazai pardavimu. Itartina, kad per menesi ju iskeliauja taip mazai - verteciau paziureti giliau, bet greiciausiai uzteks visa seka tvarkingai perdaryti.</w:t>
             </w:r>
           </w:p>
         </w:tc>
